--- a/mps-nivel-c/oficial/04_registros/FTFRUKI_SuperApp-Forca-de-Vendas/PLA-FRUKI01-002_Plano-de-Projeto-PacoteFinal24.docx
+++ b/mps-nivel-c/oficial/04_registros/FTFRUKI_SuperApp-Forca-de-Vendas/PLA-FRUKI01-002_Plano-de-Projeto-PacoteFinal24.docx
@@ -34,7 +34,7 @@
           <w:color w:val="555555"/>
           <w:sz w:val="20"/>
         </w:rPr>
-        <w:t>PLA-FRUKI01-002   ·   Versão Data   ·   05/06/2026   ·   Timeware Brasil</w:t>
+        <w:t>PLA-FRUKI01-002   ·   Versão 1.0   ·   05/06/2026   ·   Timeware Brasil</w:t>
       </w:r>
     </w:p>
     <w:p>
@@ -5585,7 +5585,7 @@
           <w:i w:val="0"/>
           <w:sz w:val="22"/>
         </w:rPr>
-        <w:t>Plano apresentado na reunião de Apresentação da Proposta em 26/09/2025 e aprovado formalmente por Leandro Lottermann em 09/10/2025.</w:t>
+        <w:t>Plano apresentado e aprovado na reunião de Kickoff do Pacote Final 24 em 09/10/2025. O aceite foi registrado na ata da reunião (ATA-FRUKI01-008). A partir deste ponto, o plano constitui a baseline do Pacote Final 24 e mudanças de escopo seguem o fluxo de change request.</w:t>
       </w:r>
     </w:p>
     <w:tbl>
@@ -5743,7 +5743,7 @@
                 <w:color w:val="FFFFFF"/>
                 <w:sz w:val="20"/>
               </w:rPr>
-              <w:t>Ref.</w:t>
+              <w:t>Ref. da ata</w:t>
             </w:r>
           </w:p>
         </w:tc>
@@ -5826,7 +5826,7 @@
                 <w:i w:val="0"/>
                 <w:sz w:val="20"/>
               </w:rPr>
-              <w:t>Aprovado (proposta aceita via e-mail)</w:t>
+              <w:t>Aprovado</w:t>
             </w:r>
           </w:p>
         </w:tc>
@@ -5878,7 +5878,7 @@
                 <w:i w:val="0"/>
                 <w:sz w:val="20"/>
               </w:rPr>
-              <w:t>Proposta Comercial - FRUKI - Pacote final 24 v1.1; e-mail 09/10/2025</w:t>
+              <w:t>ATA-FRUKI01-008 — Ata de Kickoff e Aprovação do Plano (09/10/2025)</w:t>
             </w:r>
           </w:p>
         </w:tc>
@@ -6008,7 +6008,7 @@
                 <w:i w:val="0"/>
                 <w:sz w:val="20"/>
               </w:rPr>
-              <w:t>Fireflies ID: HWwWGbMe3glWfXgl</w:t>
+              <w:t>ATA-FRUKI01-008 — Ata de Kickoff e Aprovação do Plano (09/10/2025)</w:t>
             </w:r>
           </w:p>
         </w:tc>
@@ -6266,6 +6266,112 @@
           </w:p>
         </w:tc>
       </w:tr>
+      <w:tr>
+        <w:trPr>
+          <w:cantSplit w:val="1"/>
+        </w:trPr>
+        <w:tc>
+          <w:tcPr>
+            <w:tcW w:type="dxa" w:w="2225"/>
+            <w:tcMar>
+              <w:top w:w="60" w:type="dxa"/>
+              <w:bottom w:w="60" w:type="dxa"/>
+              <w:left w:w="100" w:type="dxa"/>
+              <w:right w:w="100" w:type="dxa"/>
+            </w:tcMar>
+            <w:shd w:val="clear" w:color="auto" w:fill="F0F4F8"/>
+          </w:tcPr>
+          <w:p>
+            <w:pPr>
+              <w:spacing w:before="40" w:after="40"/>
+            </w:pPr>
+            <w:r>
+              <w:rPr>
+                <w:rFonts w:ascii="Calibri" w:hAnsi="Calibri"/>
+                <w:b/>
+                <w:i w:val="0"/>
+                <w:sz w:val="20"/>
+              </w:rPr>
+              <w:t>1.1</w:t>
+            </w:r>
+          </w:p>
+        </w:tc>
+        <w:tc>
+          <w:tcPr>
+            <w:tcW w:type="dxa" w:w="2225"/>
+            <w:tcMar>
+              <w:top w:w="60" w:type="dxa"/>
+              <w:bottom w:w="60" w:type="dxa"/>
+              <w:left w:w="100" w:type="dxa"/>
+              <w:right w:w="100" w:type="dxa"/>
+            </w:tcMar>
+          </w:tcPr>
+          <w:p>
+            <w:pPr>
+              <w:spacing w:before="40" w:after="40"/>
+            </w:pPr>
+            <w:r>
+              <w:rPr>
+                <w:rFonts w:ascii="Calibri" w:hAnsi="Calibri"/>
+                <w:b w:val="0"/>
+                <w:i w:val="0"/>
+                <w:sz w:val="20"/>
+              </w:rPr>
+              <w:t>05/06/2026</w:t>
+            </w:r>
+          </w:p>
+        </w:tc>
+        <w:tc>
+          <w:tcPr>
+            <w:tcW w:type="dxa" w:w="2225"/>
+            <w:tcMar>
+              <w:top w:w="60" w:type="dxa"/>
+              <w:bottom w:w="60" w:type="dxa"/>
+              <w:left w:w="100" w:type="dxa"/>
+              <w:right w:w="100" w:type="dxa"/>
+            </w:tcMar>
+          </w:tcPr>
+          <w:p>
+            <w:pPr>
+              <w:spacing w:before="40" w:after="40"/>
+            </w:pPr>
+            <w:r>
+              <w:rPr>
+                <w:rFonts w:ascii="Calibri" w:hAnsi="Calibri"/>
+                <w:b w:val="0"/>
+                <w:i w:val="0"/>
+                <w:sz w:val="20"/>
+              </w:rPr>
+              <w:t>Abraão Oliveira</w:t>
+            </w:r>
+          </w:p>
+        </w:tc>
+        <w:tc>
+          <w:tcPr>
+            <w:tcW w:type="dxa" w:w="2225"/>
+            <w:tcMar>
+              <w:top w:w="60" w:type="dxa"/>
+              <w:bottom w:w="60" w:type="dxa"/>
+              <w:left w:w="100" w:type="dxa"/>
+              <w:right w:w="100" w:type="dxa"/>
+            </w:tcMar>
+          </w:tcPr>
+          <w:p>
+            <w:pPr>
+              <w:spacing w:before="40" w:after="40"/>
+            </w:pPr>
+            <w:r>
+              <w:rPr>
+                <w:rFonts w:ascii="Calibri" w:hAnsi="Calibri"/>
+                <w:b w:val="0"/>
+                <w:i w:val="0"/>
+                <w:sz w:val="20"/>
+              </w:rPr>
+              <w:t>§11 corrigido: aprovação do plano referenciada em ATA-FRUKI01-008 (ata de kickoff e aprovação do plano) em vez de e-mail</w:t>
+            </w:r>
+          </w:p>
+        </w:tc>
+      </w:tr>
     </w:tbl>
     <w:p>
       <w:pPr>
@@ -6306,7 +6412,7 @@
         <w:color w:val="555555"/>
         <w:sz w:val="16"/>
       </w:rPr>
-      <w:t>vData  ·  05/06/2026</w:t>
+      <w:t>v1.0  ·  05/06/2026</w:t>
     </w:r>
     <w:r>
       <w:tab/>
@@ -6368,7 +6474,7 @@
         <w:color w:val="555555"/>
         <w:sz w:val="16"/>
       </w:rPr>
-      <w:t>vData  ·  05/06/2026</w:t>
+      <w:t>v1.0  ·  05/06/2026</w:t>
     </w:r>
     <w:r>
       <w:tab/>
